--- a/por/docx/55.content.docx
+++ b/por/docx/55.content.docx
@@ -2194,18 +2194,12 @@
         </w:rPr>
         <w:t xml:space="preserve">, “seu” e “você mesmo” referem-se a Timóteo e, portanto, são singulares. Uma nota discutirá a única exceção em </w:t>
       </w:r>
-      <w:hyperlink r:id="rId13">
-        <w:r>
-          <w:rPr>
-            <w:lang w:val="pt_PT" w:bidi="pt_PT"/>
-          </w:rPr>
-          <w:rPr>
-            <w:color w:val="0000EE"/>
-            <w:u w:val="single"/>
-          </w:rPr>
-          <w:t>4.22</w:t>
-        </w:r>
-      </w:hyperlink>
+      <w:r>
+        <w:rPr>
+          <w:lang w:val="pt_PT" w:bidi="pt_PT"/>
+        </w:rPr>
+        <w:t>4.22</w:t>
+      </w:r>
       <w:r>
         <w:rPr>
           <w:lang w:val="pt_PT" w:bidi="pt_PT"/>
@@ -3710,18 +3704,12 @@
         </w:rPr>
         <w:t xml:space="preserve"> refere-se ao fato da fé sincera de Timóteo (veja </w:t>
       </w:r>
-      <w:hyperlink r:id="rId14">
-        <w:r>
-          <w:rPr>
-            <w:lang w:val="pt_PT" w:bidi="pt_PT"/>
-          </w:rPr>
-          <w:rPr>
-            <w:color w:val="0000EE"/>
-            <w:u w:val="single"/>
-          </w:rPr>
-          <w:t>1.5</w:t>
-        </w:r>
-      </w:hyperlink>
+      <w:r>
+        <w:rPr>
+          <w:lang w:val="pt_PT" w:bidi="pt_PT"/>
+        </w:rPr>
+        <w:t>1.5</w:t>
+      </w:r>
       <w:r>
         <w:rPr>
           <w:lang w:val="pt_PT" w:bidi="pt_PT"/>
@@ -4283,18 +4271,12 @@
         </w:rPr>
         <w:t xml:space="preserve"> introduz uma razão pela qual Timóteo deve manter vivo seu dom (</w:t>
       </w:r>
-      <w:hyperlink r:id="rId15">
-        <w:r>
-          <w:rPr>
-            <w:lang w:val="pt_PT" w:bidi="pt_PT"/>
-          </w:rPr>
-          <w:rPr>
-            <w:color w:val="0000EE"/>
-            <w:u w:val="single"/>
-          </w:rPr>
-          <w:t>1.6</w:t>
-        </w:r>
-      </w:hyperlink>
+      <w:r>
+        <w:rPr>
+          <w:lang w:val="pt_PT" w:bidi="pt_PT"/>
+        </w:rPr>
+        <w:t>1.6</w:t>
+      </w:r>
       <w:r>
         <w:rPr>
           <w:lang w:val="pt_PT" w:bidi="pt_PT"/>
@@ -7355,18 +7337,12 @@
         </w:rPr>
         <w:t xml:space="preserve">Aqui, a frase que razão se refere ao fato de que Paulo foi nomeado para ser um apóstolo e mestre (veja </w:t>
       </w:r>
-      <w:hyperlink r:id="rId16">
-        <w:r>
-          <w:rPr>
-            <w:lang w:val="pt_PT" w:bidi="pt_PT"/>
-          </w:rPr>
-          <w:rPr>
-            <w:color w:val="0000EE"/>
-            <w:u w:val="single"/>
-          </w:rPr>
-          <w:t>1.11</w:t>
-        </w:r>
-      </w:hyperlink>
+      <w:r>
+        <w:rPr>
+          <w:lang w:val="pt_PT" w:bidi="pt_PT"/>
+        </w:rPr>
+        <w:t>1.11</w:t>
+      </w:r>
       <w:r>
         <w:rPr>
           <w:lang w:val="pt_PT" w:bidi="pt_PT"/>
@@ -7484,18 +7460,12 @@
         </w:rPr>
         <w:t xml:space="preserve"> específicas que está sofrendo, mas pelo contexto da carta, Timóteo saberia que ele estava se referindo ao sofrimento como prisioneiro (veja </w:t>
       </w:r>
-      <w:hyperlink r:id="rId17">
-        <w:r>
-          <w:rPr>
-            <w:lang w:val="pt_PT" w:bidi="pt_PT"/>
-          </w:rPr>
-          <w:rPr>
-            <w:color w:val="0000EE"/>
-            <w:u w:val="single"/>
-          </w:rPr>
-          <w:t>2.9</w:t>
-        </w:r>
-      </w:hyperlink>
+      <w:r>
+        <w:rPr>
+          <w:lang w:val="pt_PT" w:bidi="pt_PT"/>
+        </w:rPr>
+        <w:t>2.9</w:t>
+      </w:r>
       <w:r>
         <w:rPr>
           <w:lang w:val="pt_PT" w:bidi="pt_PT"/>
@@ -10682,18 +10652,12 @@
         </w:rPr>
         <w:t xml:space="preserve">Aqui, Paulo novamente pede a Deus que abençoe Onesíforo. Use uma forma que as pessoas reconheceriam como uma bênção em seu idioma. Veja como você traduziu a bênção semelhante em </w:t>
       </w:r>
-      <w:hyperlink r:id="rId18">
-        <w:r>
-          <w:rPr>
-            <w:lang w:val="pt_PT" w:bidi="pt_PT"/>
-          </w:rPr>
-          <w:rPr>
-            <w:color w:val="0000EE"/>
-            <w:u w:val="single"/>
-          </w:rPr>
-          <w:t>1.16</w:t>
-        </w:r>
-      </w:hyperlink>
+      <w:r>
+        <w:rPr>
+          <w:lang w:val="pt_PT" w:bidi="pt_PT"/>
+        </w:rPr>
+        <w:t>1.16</w:t>
+      </w:r>
       <w:r>
         <w:rPr>
           <w:lang w:val="pt_PT" w:bidi="pt_PT"/>
@@ -11229,18 +11193,12 @@
         </w:rPr>
         <w:t xml:space="preserve">Uma tradução alternativa vai dizer: "Tu, pois, meu filho". Aqui, a palavra "pois" pode introduzir: (1) uma inferência de </w:t>
       </w:r>
-      <w:hyperlink r:id="rId19">
-        <w:r>
-          <w:rPr>
-            <w:lang w:val="pt_PT" w:bidi="pt_PT"/>
-          </w:rPr>
-          <w:rPr>
-            <w:color w:val="0000EE"/>
-            <w:u w:val="single"/>
-          </w:rPr>
-          <w:t>1.15–18</w:t>
-        </w:r>
-      </w:hyperlink>
+      <w:r>
+        <w:rPr>
+          <w:lang w:val="pt_PT" w:bidi="pt_PT"/>
+        </w:rPr>
+        <w:t>1.15–18</w:t>
+      </w:r>
       <w:r>
         <w:rPr>
           <w:lang w:val="pt_PT" w:bidi="pt_PT"/>
@@ -12735,36 +12693,24 @@
         </w:rPr>
         <w:t xml:space="preserve">. Como Paulo diz a Timóteo em </w:t>
       </w:r>
-      <w:hyperlink r:id="rId20">
-        <w:r>
-          <w:rPr>
-            <w:lang w:val="pt_PT" w:bidi="pt_PT"/>
-          </w:rPr>
-          <w:rPr>
-            <w:color w:val="0000EE"/>
-            <w:u w:val="single"/>
-          </w:rPr>
-          <w:t>2.7</w:t>
-        </w:r>
-      </w:hyperlink>
+      <w:r>
+        <w:rPr>
+          <w:lang w:val="pt_PT" w:bidi="pt_PT"/>
+        </w:rPr>
+        <w:t>2.7</w:t>
+      </w:r>
       <w:r>
         <w:rPr>
           <w:lang w:val="pt_PT" w:bidi="pt_PT"/>
         </w:rPr>
         <w:t xml:space="preserve"> para pensar cuidadosamente sobre os exemplos que ele dá neste versículo e em </w:t>
       </w:r>
-      <w:hyperlink r:id="rId21">
-        <w:r>
-          <w:rPr>
-            <w:lang w:val="pt_PT" w:bidi="pt_PT"/>
-          </w:rPr>
-          <w:rPr>
-            <w:color w:val="0000EE"/>
-            <w:u w:val="single"/>
-          </w:rPr>
-          <w:t>2.5,6</w:t>
-        </w:r>
-      </w:hyperlink>
+      <w:r>
+        <w:rPr>
+          <w:lang w:val="pt_PT" w:bidi="pt_PT"/>
+        </w:rPr>
+        <w:t>2.5,6</w:t>
+      </w:r>
       <w:r>
         <w:rPr>
           <w:lang w:val="pt_PT" w:bidi="pt_PT"/>
@@ -13417,54 +13363,36 @@
         </w:rPr>
         <w:t xml:space="preserve">, ou seja, conforme Jesus deseja. Como Paulo diz a Timóteo em </w:t>
       </w:r>
-      <w:hyperlink r:id="rId20">
-        <w:r>
-          <w:rPr>
-            <w:lang w:val="pt_PT" w:bidi="pt_PT"/>
-          </w:rPr>
-          <w:rPr>
-            <w:color w:val="0000EE"/>
-            <w:u w:val="single"/>
-          </w:rPr>
-          <w:t>2.7</w:t>
-        </w:r>
-      </w:hyperlink>
+      <w:r>
+        <w:rPr>
+          <w:lang w:val="pt_PT" w:bidi="pt_PT"/>
+        </w:rPr>
+        <w:t>2.7</w:t>
+      </w:r>
       <w:r>
         <w:rPr>
           <w:lang w:val="pt_PT" w:bidi="pt_PT"/>
         </w:rPr>
         <w:t xml:space="preserve"> para pensar cuidadosamente sobre os exemplos que ele dá neste versículo e em </w:t>
       </w:r>
-      <w:hyperlink r:id="rId22">
-        <w:r>
-          <w:rPr>
-            <w:lang w:val="pt_PT" w:bidi="pt_PT"/>
-          </w:rPr>
-          <w:rPr>
-            <w:color w:val="0000EE"/>
-            <w:u w:val="single"/>
-          </w:rPr>
-          <w:t>2.4</w:t>
-        </w:r>
-      </w:hyperlink>
+      <w:r>
+        <w:rPr>
+          <w:lang w:val="pt_PT" w:bidi="pt_PT"/>
+        </w:rPr>
+        <w:t>2.4</w:t>
+      </w:r>
       <w:r>
         <w:rPr>
           <w:lang w:val="pt_PT" w:bidi="pt_PT"/>
         </w:rPr>
         <w:t xml:space="preserve"> e </w:t>
       </w:r>
-      <w:hyperlink r:id="rId23">
-        <w:r>
-          <w:rPr>
-            <w:lang w:val="pt_PT" w:bidi="pt_PT"/>
-          </w:rPr>
-          <w:rPr>
-            <w:color w:val="0000EE"/>
-            <w:u w:val="single"/>
-          </w:rPr>
-          <w:t>2.6</w:t>
-        </w:r>
-      </w:hyperlink>
+      <w:r>
+        <w:rPr>
+          <w:lang w:val="pt_PT" w:bidi="pt_PT"/>
+        </w:rPr>
+        <w:t>2.6</w:t>
+      </w:r>
       <w:r>
         <w:rPr>
           <w:lang w:val="pt_PT" w:bidi="pt_PT"/>
@@ -14235,36 +14163,24 @@
         </w:rPr>
         <w:t xml:space="preserve"> a receber recompensas se trabalhar arduamente para servir a Jesus. Como Paulo diz a Timóteo em </w:t>
       </w:r>
-      <w:hyperlink r:id="rId20">
-        <w:r>
-          <w:rPr>
-            <w:lang w:val="pt_PT" w:bidi="pt_PT"/>
-          </w:rPr>
-          <w:rPr>
-            <w:color w:val="0000EE"/>
-            <w:u w:val="single"/>
-          </w:rPr>
-          <w:t>2.7</w:t>
-        </w:r>
-      </w:hyperlink>
+      <w:r>
+        <w:rPr>
+          <w:lang w:val="pt_PT" w:bidi="pt_PT"/>
+        </w:rPr>
+        <w:t>2.7</w:t>
+      </w:r>
       <w:r>
         <w:rPr>
           <w:lang w:val="pt_PT" w:bidi="pt_PT"/>
         </w:rPr>
         <w:t xml:space="preserve"> para pensar cuidadosamente sobre os exemplos que ele dá neste versículo e em </w:t>
       </w:r>
-      <w:hyperlink r:id="rId24">
-        <w:r>
-          <w:rPr>
-            <w:lang w:val="pt_PT" w:bidi="pt_PT"/>
-          </w:rPr>
-          <w:rPr>
-            <w:color w:val="0000EE"/>
-            <w:u w:val="single"/>
-          </w:rPr>
-          <w:t>2.4,5</w:t>
-        </w:r>
-      </w:hyperlink>
+      <w:r>
+        <w:rPr>
+          <w:lang w:val="pt_PT" w:bidi="pt_PT"/>
+        </w:rPr>
+        <w:t>2.4,5</w:t>
+      </w:r>
       <w:r>
         <w:rPr>
           <w:lang w:val="pt_PT" w:bidi="pt_PT"/>
@@ -14630,18 +14546,12 @@
         </w:rPr>
         <w:t xml:space="preserve"> no que Paulo escreveu sobre soldados, atletas e agricultores (</w:t>
       </w:r>
-      <w:hyperlink r:id="rId25">
-        <w:r>
-          <w:rPr>
-            <w:lang w:val="pt_PT" w:bidi="pt_PT"/>
-          </w:rPr>
-          <w:rPr>
-            <w:color w:val="0000EE"/>
-            <w:u w:val="single"/>
-          </w:rPr>
-          <w:t>2.4–6</w:t>
-        </w:r>
-      </w:hyperlink>
+      <w:r>
+        <w:rPr>
+          <w:lang w:val="pt_PT" w:bidi="pt_PT"/>
+        </w:rPr>
+        <w:t>2.4–6</w:t>
+      </w:r>
       <w:r>
         <w:rPr>
           <w:lang w:val="pt_PT" w:bidi="pt_PT"/>
@@ -18748,36 +18658,24 @@
         </w:rPr>
         <w:t xml:space="preserve"> refere-se ao que Paulo escreveu anteriormente. Isso inclui a palavra confiável em </w:t>
       </w:r>
-      <w:hyperlink r:id="rId26">
-        <w:r>
-          <w:rPr>
-            <w:lang w:val="pt_PT" w:bidi="pt_PT"/>
-          </w:rPr>
-          <w:rPr>
-            <w:color w:val="0000EE"/>
-            <w:u w:val="single"/>
-          </w:rPr>
-          <w:t>2.11–13</w:t>
-        </w:r>
-      </w:hyperlink>
+      <w:r>
+        <w:rPr>
+          <w:lang w:val="pt_PT" w:bidi="pt_PT"/>
+        </w:rPr>
+        <w:t>2.11–13</w:t>
+      </w:r>
       <w:r>
         <w:rPr>
           <w:lang w:val="pt_PT" w:bidi="pt_PT"/>
         </w:rPr>
         <w:t xml:space="preserve"> e talvez também </w:t>
       </w:r>
-      <w:hyperlink r:id="rId27">
-        <w:r>
-          <w:rPr>
-            <w:lang w:val="pt_PT" w:bidi="pt_PT"/>
-          </w:rPr>
-          <w:rPr>
-            <w:color w:val="0000EE"/>
-            <w:u w:val="single"/>
-          </w:rPr>
-          <w:t>2.1–10</w:t>
-        </w:r>
-      </w:hyperlink>
+      <w:r>
+        <w:rPr>
+          <w:lang w:val="pt_PT" w:bidi="pt_PT"/>
+        </w:rPr>
+        <w:t>2.1–10</w:t>
+      </w:r>
       <w:r>
         <w:rPr>
           <w:lang w:val="pt_PT" w:bidi="pt_PT"/>
@@ -20186,18 +20084,12 @@
         </w:rPr>
         <w:t xml:space="preserve"> em contraste com como ele deve tratar “a verdade do evangelho” (</w:t>
       </w:r>
-      <w:hyperlink r:id="rId28">
-        <w:r>
-          <w:rPr>
-            <w:lang w:val="pt_PT" w:bidi="pt_PT"/>
-          </w:rPr>
-          <w:rPr>
-            <w:color w:val="0000EE"/>
-            <w:u w:val="single"/>
-          </w:rPr>
-          <w:t>2.15</w:t>
-        </w:r>
-      </w:hyperlink>
+      <w:r>
+        <w:rPr>
+          <w:lang w:val="pt_PT" w:bidi="pt_PT"/>
+        </w:rPr>
+        <w:t>2.15</w:t>
+      </w:r>
       <w:r>
         <w:rPr>
           <w:lang w:val="pt_PT" w:bidi="pt_PT"/>
@@ -20465,18 +20357,12 @@
         </w:rPr>
         <w:t xml:space="preserve">. Quando Paulo se refere à “palavra deles” em </w:t>
       </w:r>
-      <w:hyperlink r:id="rId29">
-        <w:r>
-          <w:rPr>
-            <w:lang w:val="pt_PT" w:bidi="pt_PT"/>
-          </w:rPr>
-          <w:rPr>
-            <w:color w:val="0000EE"/>
-            <w:u w:val="single"/>
-          </w:rPr>
-          <w:t>2.17</w:t>
-        </w:r>
-      </w:hyperlink>
+      <w:r>
+        <w:rPr>
+          <w:lang w:val="pt_PT" w:bidi="pt_PT"/>
+        </w:rPr>
+        <w:t>2.17</w:t>
+      </w:r>
       <w:r>
         <w:rPr>
           <w:lang w:val="pt_PT" w:bidi="pt_PT"/>
@@ -20829,18 +20715,12 @@
         </w:rPr>
         <w:t xml:space="preserve">Uma tradução mais literal vai dizer: "E a palavra desses". Aqui, "palavra" representa o que as pessoas dizem usando palavras. Neste caso, Paulo está se referindo especificamente aos “falatórios contrários” mencionados em </w:t>
       </w:r>
-      <w:hyperlink r:id="rId30">
-        <w:r>
-          <w:rPr>
-            <w:lang w:val="pt_PT" w:bidi="pt_PT"/>
-          </w:rPr>
-          <w:rPr>
-            <w:color w:val="0000EE"/>
-            <w:u w:val="single"/>
-          </w:rPr>
-          <w:t>2.16</w:t>
-        </w:r>
-      </w:hyperlink>
+      <w:r>
+        <w:rPr>
+          <w:lang w:val="pt_PT" w:bidi="pt_PT"/>
+        </w:rPr>
+        <w:t>2.16</w:t>
+      </w:r>
       <w:r>
         <w:rPr>
           <w:lang w:val="pt_PT" w:bidi="pt_PT"/>
@@ -22185,23 +22065,23 @@
         </w:rPr>
         <w:t xml:space="preserve">Aqui, Paulo apresenta uma citação e um resumo, ambos provenientes das escrituras do Antigo Testamento. A primeira citação é de </w:t>
       </w:r>
-      <w:hyperlink r:id="rId31">
-        <w:r>
-          <w:rPr>
-            <w:lang w:val="pt_PT" w:bidi="pt_PT"/>
-          </w:rPr>
-          <w:rPr>
-            <w:color w:val="0000EE"/>
-            <w:u w:val="single"/>
-          </w:rPr>
-          <w:t xml:space="preserve">Números </w:t>
-        </w:r>
-      </w:hyperlink>
-      <w:r>
-        <w:rPr>
-          <w:lang w:val="pt_PT" w:bidi="pt_PT"/>
-        </w:rPr>
-        <w:t>16.5. Paulo cita essas palavras de uma tradução antiga para a língua de Timóteo. A segunda citação é um resumo de muitos versículos no Antigo Testamento. Se for útil para seus leitores, você pode formatar essas palavras como citações, como faz a NTLH, e pode incluir informações sobre as citações em uma nota de rodapé.</w:t>
+      <w:r>
+        <w:rPr>
+          <w:lang w:val="pt_PT" w:bidi="pt_PT"/>
+        </w:rPr>
+        <w:t xml:space="preserve">Números </w:t>
+      </w:r>
+      <w:r>
+        <w:rPr>
+          <w:lang w:val="pt_PT" w:bidi="pt_PT"/>
+        </w:rPr>
+        <w:t>16.5</w:t>
+      </w:r>
+      <w:r>
+        <w:rPr>
+          <w:lang w:val="pt_PT" w:bidi="pt_PT"/>
+        </w:rPr>
+        <w:t>. Paulo cita essas palavras de uma tradução antiga para a língua de Timóteo. A segunda citação é um resumo de muitos versículos no Antigo Testamento. Se for útil para seus leitores, você pode formatar essas palavras como citações, como faz a NTLH, e pode incluir informações sobre as citações em uma nota de rodapé.</w:t>
       </w:r>
     </w:p>
     <w:p>
@@ -23744,36 +23624,24 @@
         </w:rPr>
         <w:t xml:space="preserve"> pode se referir a: (1) o que Paulo disse em </w:t>
       </w:r>
-      <w:hyperlink r:id="rId32">
-        <w:r>
-          <w:rPr>
-            <w:lang w:val="pt_PT" w:bidi="pt_PT"/>
-          </w:rPr>
-          <w:rPr>
-            <w:color w:val="0000EE"/>
-            <w:u w:val="single"/>
-          </w:rPr>
-          <w:t>2.16–18</w:t>
-        </w:r>
-      </w:hyperlink>
+      <w:r>
+        <w:rPr>
+          <w:lang w:val="pt_PT" w:bidi="pt_PT"/>
+        </w:rPr>
+        <w:t>2.16–18</w:t>
+      </w:r>
       <w:r>
         <w:rPr>
           <w:lang w:val="pt_PT" w:bidi="pt_PT"/>
         </w:rPr>
         <w:t xml:space="preserve"> sobre o que os falsos mestres fazem e dizem. O foco particular, então, está na impiedade e no falso ensino. Tradução alternativa: “de toda impiedade e do falso ensino” ou “destas coisas ímpias”; (2) os vasos para desonra que Paulo mencionou em </w:t>
       </w:r>
-      <w:hyperlink r:id="rId33">
-        <w:r>
-          <w:rPr>
-            <w:lang w:val="pt_PT" w:bidi="pt_PT"/>
-          </w:rPr>
-          <w:rPr>
-            <w:color w:val="0000EE"/>
-            <w:u w:val="single"/>
-          </w:rPr>
-          <w:t>2.20</w:t>
-        </w:r>
-      </w:hyperlink>
+      <w:r>
+        <w:rPr>
+          <w:lang w:val="pt_PT" w:bidi="pt_PT"/>
+        </w:rPr>
+        <w:t>2.20</w:t>
+      </w:r>
       <w:r>
         <w:rPr>
           <w:lang w:val="pt_PT" w:bidi="pt_PT"/>
@@ -26417,18 +26285,12 @@
         </w:rPr>
         <w:t xml:space="preserve">Aqui, Paulo fala sobre discutir e brigar em uma comunidade como se fosse uma batalha. Se for útil em seu idioma, você pode expressar a ideia em forma de símile ou declarar o significado de forma clara. Veja como você expressou a figura de linguagem semelhante em </w:t>
       </w:r>
-      <w:hyperlink r:id="rId34">
-        <w:r>
-          <w:rPr>
-            <w:lang w:val="pt_PT" w:bidi="pt_PT"/>
-          </w:rPr>
-          <w:rPr>
-            <w:color w:val="0000EE"/>
-            <w:u w:val="single"/>
-          </w:rPr>
-          <w:t>2.23</w:t>
-        </w:r>
-      </w:hyperlink>
+      <w:r>
+        <w:rPr>
+          <w:lang w:val="pt_PT" w:bidi="pt_PT"/>
+        </w:rPr>
+        <w:t>2.23</w:t>
+      </w:r>
       <w:r>
         <w:rPr>
           <w:lang w:val="pt_PT" w:bidi="pt_PT"/>
@@ -26768,18 +26630,12 @@
         </w:rPr>
         <w:t>: (1) o “servo do Senhor” (</w:t>
       </w:r>
-      <w:hyperlink r:id="rId35">
-        <w:r>
-          <w:rPr>
-            <w:lang w:val="pt_PT" w:bidi="pt_PT"/>
-          </w:rPr>
-          <w:rPr>
-            <w:color w:val="0000EE"/>
-            <w:u w:val="single"/>
-          </w:rPr>
-          <w:t>2.24</w:t>
-        </w:r>
-      </w:hyperlink>
+      <w:r>
+        <w:rPr>
+          <w:lang w:val="pt_PT" w:bidi="pt_PT"/>
+        </w:rPr>
+        <w:t>2.24</w:t>
+      </w:r>
       <w:r>
         <w:rPr>
           <w:lang w:val="pt_PT" w:bidi="pt_PT"/>
@@ -28294,18 +28150,12 @@
         </w:rPr>
         <w:t xml:space="preserve"> para os crentes devido às ações e palavras de outras pessoas que podem prejudicá-los ou feri-los (veja </w:t>
       </w:r>
-      <w:hyperlink r:id="rId36">
-        <w:r>
-          <w:rPr>
-            <w:lang w:val="pt_PT" w:bidi="pt_PT"/>
-          </w:rPr>
-          <w:rPr>
-            <w:color w:val="0000EE"/>
-            <w:u w:val="single"/>
-          </w:rPr>
-          <w:t>3.2–5</w:t>
-        </w:r>
-      </w:hyperlink>
+      <w:r>
+        <w:rPr>
+          <w:lang w:val="pt_PT" w:bidi="pt_PT"/>
+        </w:rPr>
+        <w:t>3.2–5</w:t>
+      </w:r>
       <w:r>
         <w:rPr>
           <w:lang w:val="pt_PT" w:bidi="pt_PT"/>
@@ -29896,18 +29746,12 @@
         </w:rPr>
         <w:t xml:space="preserve">No texto original, temos aqui a palavra "Porque" que introduz uma razão pela qual Timóteo deve “ficar longe dessa gente” pessoas (veja </w:t>
       </w:r>
-      <w:hyperlink r:id="rId37">
-        <w:r>
-          <w:rPr>
-            <w:lang w:val="pt_PT" w:bidi="pt_PT"/>
-          </w:rPr>
-          <w:rPr>
-            <w:color w:val="0000EE"/>
-            <w:u w:val="single"/>
-          </w:rPr>
-          <w:t>3.5</w:t>
-        </w:r>
-      </w:hyperlink>
+      <w:r>
+        <w:rPr>
+          <w:lang w:val="pt_PT" w:bidi="pt_PT"/>
+        </w:rPr>
+        <w:t>3.5</w:t>
+      </w:r>
       <w:r>
         <w:rPr>
           <w:lang w:val="pt_PT" w:bidi="pt_PT"/>
@@ -30025,18 +29869,12 @@
         </w:rPr>
         <w:t xml:space="preserve">como um substantivo para se referir às pessoas que ele descreveu nos versículos anteriores. Sua língua pode usar adjetivos da mesma forma. Se não, você pode traduzir esta palavra com uma frase equivalente. Veja como você traduziu a expressão "dessa gente" em </w:t>
       </w:r>
-      <w:hyperlink r:id="rId37">
-        <w:r>
-          <w:rPr>
-            <w:lang w:val="pt_PT" w:bidi="pt_PT"/>
-          </w:rPr>
-          <w:rPr>
-            <w:color w:val="0000EE"/>
-            <w:u w:val="single"/>
-          </w:rPr>
-          <w:t>3.5</w:t>
-        </w:r>
-      </w:hyperlink>
+      <w:r>
+        <w:rPr>
+          <w:lang w:val="pt_PT" w:bidi="pt_PT"/>
+        </w:rPr>
+        <w:t>3.5</w:t>
+      </w:r>
       <w:r>
         <w:rPr>
           <w:lang w:val="pt_PT" w:bidi="pt_PT"/>
@@ -31443,18 +31281,12 @@
         </w:rPr>
         <w:t xml:space="preserve"> fizesse o que Deus lhe havia ordenado. Você pode ler essa história em </w:t>
       </w:r>
-      <w:hyperlink r:id="rId38">
-        <w:r>
-          <w:rPr>
-            <w:lang w:val="pt_PT" w:bidi="pt_PT"/>
-          </w:rPr>
-          <w:rPr>
-            <w:color w:val="0000EE"/>
-            <w:u w:val="single"/>
-          </w:rPr>
-          <w:t>Êxodo 7.8–13</w:t>
-        </w:r>
-      </w:hyperlink>
+      <w:r>
+        <w:rPr>
+          <w:lang w:val="pt_PT" w:bidi="pt_PT"/>
+        </w:rPr>
+        <w:t>Êxodo 7.8–13</w:t>
+      </w:r>
       <w:r>
         <w:rPr>
           <w:lang w:val="pt_PT" w:bidi="pt_PT"/>
@@ -31709,18 +31541,12 @@
         </w:rPr>
         <w:t xml:space="preserve">Aqui, como em </w:t>
       </w:r>
-      <w:hyperlink r:id="rId37">
-        <w:r>
-          <w:rPr>
-            <w:lang w:val="pt_PT" w:bidi="pt_PT"/>
-          </w:rPr>
-          <w:rPr>
-            <w:color w:val="0000EE"/>
-            <w:u w:val="single"/>
-          </w:rPr>
-          <w:t>3.5</w:t>
-        </w:r>
-      </w:hyperlink>
+      <w:r>
+        <w:rPr>
+          <w:lang w:val="pt_PT" w:bidi="pt_PT"/>
+        </w:rPr>
+        <w:t>3.5</w:t>
+      </w:r>
       <w:r>
         <w:rPr>
           <w:lang w:val="pt_PT" w:bidi="pt_PT"/>
@@ -32655,18 +32481,12 @@
         </w:rPr>
         <w:t xml:space="preserve"> introduz o que acontecerá com esses falsos mestres em contraste com o que eles estão tentando fazer, que é se opor à verdade (veja </w:t>
       </w:r>
-      <w:hyperlink r:id="rId39">
-        <w:r>
-          <w:rPr>
-            <w:lang w:val="pt_PT" w:bidi="pt_PT"/>
-          </w:rPr>
-          <w:rPr>
-            <w:color w:val="0000EE"/>
-            <w:u w:val="single"/>
-          </w:rPr>
-          <w:t>3.8</w:t>
-        </w:r>
-      </w:hyperlink>
+      <w:r>
+        <w:rPr>
+          <w:lang w:val="pt_PT" w:bidi="pt_PT"/>
+        </w:rPr>
+        <w:t>3.8</w:t>
+      </w:r>
       <w:r>
         <w:rPr>
           <w:lang w:val="pt_PT" w:bidi="pt_PT"/>
@@ -33411,36 +33231,24 @@
         </w:rPr>
         <w:t xml:space="preserve">Aqui, Paulo está se referindo a como os magos do Faraó falharam em se opor a Moisés. Eles não conseguiram replicar alguns dos milagres que Moisés realizou (veja </w:t>
       </w:r>
-      <w:hyperlink r:id="rId40">
-        <w:r>
-          <w:rPr>
-            <w:lang w:val="pt_PT" w:bidi="pt_PT"/>
-          </w:rPr>
-          <w:rPr>
-            <w:color w:val="0000EE"/>
-            <w:u w:val="single"/>
-          </w:rPr>
-          <w:t>Êxodos 8.18,19</w:t>
-        </w:r>
-      </w:hyperlink>
+      <w:r>
+        <w:rPr>
+          <w:lang w:val="pt_PT" w:bidi="pt_PT"/>
+        </w:rPr>
+        <w:t>Êxodos 8.18,19</w:t>
+      </w:r>
       <w:r>
         <w:rPr>
           <w:lang w:val="pt_PT" w:bidi="pt_PT"/>
         </w:rPr>
         <w:t xml:space="preserve">) e foram afetados por outros milagres que Moisés realizou (veja </w:t>
       </w:r>
-      <w:hyperlink r:id="rId41">
-        <w:r>
-          <w:rPr>
-            <w:lang w:val="pt_PT" w:bidi="pt_PT"/>
-          </w:rPr>
-          <w:rPr>
-            <w:color w:val="0000EE"/>
-            <w:u w:val="single"/>
-          </w:rPr>
-          <w:t>9.11</w:t>
-        </w:r>
-      </w:hyperlink>
+      <w:r>
+        <w:rPr>
+          <w:lang w:val="pt_PT" w:bidi="pt_PT"/>
+        </w:rPr>
+        <w:t>9.11</w:t>
+      </w:r>
       <w:r>
         <w:rPr>
           <w:lang w:val="pt_PT" w:bidi="pt_PT"/>
@@ -41104,23 +40912,23 @@
         </w:rPr>
         <w:t xml:space="preserve">Aqui, Paulo fala como se quisesse que Timóteo evitasse ficar bêbado para que ele estivesse "sóbrio". Embora Paulo tenha escrito que os cristãos não devem se embriagar (veja </w:t>
       </w:r>
-      <w:hyperlink r:id="rId42">
-        <w:r>
-          <w:rPr>
-            <w:lang w:val="pt_PT" w:bidi="pt_PT"/>
-          </w:rPr>
-          <w:rPr>
-            <w:color w:val="0000EE"/>
-            <w:u w:val="single"/>
-          </w:rPr>
-          <w:t xml:space="preserve">Efésios </w:t>
-        </w:r>
-      </w:hyperlink>
-      <w:r>
-        <w:rPr>
-          <w:lang w:val="pt_PT" w:bidi="pt_PT"/>
-        </w:rPr>
-        <w:t>5.18), aqui ele quer principalmente dizer que Timóteo deve controlar-se e estar alerta. Se for útil em seu idioma, você pode declarar o significado de forma clara. Tradução alternativa: “fique alerta” ou “tenha autocontrole”.</w:t>
+      <w:r>
+        <w:rPr>
+          <w:lang w:val="pt_PT" w:bidi="pt_PT"/>
+        </w:rPr>
+        <w:t xml:space="preserve">Efésios </w:t>
+      </w:r>
+      <w:r>
+        <w:rPr>
+          <w:lang w:val="pt_PT" w:bidi="pt_PT"/>
+        </w:rPr>
+        <w:t>5.18</w:t>
+      </w:r>
+      <w:r>
+        <w:rPr>
+          <w:lang w:val="pt_PT" w:bidi="pt_PT"/>
+        </w:rPr>
+        <w:t>), aqui ele quer principalmente dizer que Timóteo deve controlar-se e estar alerta. Se for útil em seu idioma, você pode declarar o significado de forma clara. Tradução alternativa: “fique alerta” ou “tenha autocontrole”.</w:t>
       </w:r>
     </w:p>
     <w:p>
@@ -43401,18 +43209,12 @@
         </w:rPr>
         <w:t xml:space="preserve">Aqui, Paulo está se referindo ao momento exato em que Jesus retornará a este mundo, o que também marcará o fim do período atual e o momento em que Jesus julgará a todos. Se for útil em seu idioma, você pode tornar essa ideia mais explícita. Veja como você expressou a frase semelhante em </w:t>
       </w:r>
-      <w:hyperlink r:id="rId43">
-        <w:r>
-          <w:rPr>
-            <w:lang w:val="pt_PT" w:bidi="pt_PT"/>
-          </w:rPr>
-          <w:rPr>
-            <w:color w:val="0000EE"/>
-            <w:u w:val="single"/>
-          </w:rPr>
-          <w:t>1.12</w:t>
-        </w:r>
-      </w:hyperlink>
+      <w:r>
+        <w:rPr>
+          <w:lang w:val="pt_PT" w:bidi="pt_PT"/>
+        </w:rPr>
+        <w:t>1.12</w:t>
+      </w:r>
       <w:r>
         <w:rPr>
           <w:lang w:val="pt_PT" w:bidi="pt_PT"/>
@@ -43793,18 +43595,12 @@
         </w:rPr>
         <w:t xml:space="preserve">. Se for útil em seu idioma, você pode tornar essa ideia mais explícita. Veja como você expressou essa frase em </w:t>
       </w:r>
-      <w:hyperlink r:id="rId44">
-        <w:r>
-          <w:rPr>
-            <w:lang w:val="pt_PT" w:bidi="pt_PT"/>
-          </w:rPr>
-          <w:rPr>
-            <w:color w:val="0000EE"/>
-            <w:u w:val="single"/>
-          </w:rPr>
-          <w:t>4.1</w:t>
-        </w:r>
-      </w:hyperlink>
+      <w:r>
+        <w:rPr>
+          <w:lang w:val="pt_PT" w:bidi="pt_PT"/>
+        </w:rPr>
+        <w:t>4.1</w:t>
+      </w:r>
       <w:r>
         <w:rPr>
           <w:lang w:val="pt_PT" w:bidi="pt_PT"/>
@@ -47114,18 +46910,12 @@
         </w:rPr>
         <w:t xml:space="preserve"> fez em contraste com o que o restante dos crentes fez (veja </w:t>
       </w:r>
-      <w:hyperlink r:id="rId45">
-        <w:r>
-          <w:rPr>
-            <w:lang w:val="pt_PT" w:bidi="pt_PT"/>
-          </w:rPr>
-          <w:rPr>
-            <w:color w:val="0000EE"/>
-            <w:u w:val="single"/>
-          </w:rPr>
-          <w:t>4.16</w:t>
-        </w:r>
-      </w:hyperlink>
+      <w:r>
+        <w:rPr>
+          <w:lang w:val="pt_PT" w:bidi="pt_PT"/>
+        </w:rPr>
+        <w:t>4.16</w:t>
+      </w:r>
       <w:r>
         <w:rPr>
           <w:lang w:val="pt_PT" w:bidi="pt_PT"/>
@@ -48394,18 +48184,12 @@
         </w:rPr>
         <w:t xml:space="preserve"> é o nome de um homem. Veja como você traduziu esse nome em </w:t>
       </w:r>
-      <w:hyperlink r:id="rId18">
-        <w:r>
-          <w:rPr>
-            <w:lang w:val="pt_PT" w:bidi="pt_PT"/>
-          </w:rPr>
-          <w:rPr>
-            <w:color w:val="0000EE"/>
-            <w:u w:val="single"/>
-          </w:rPr>
-          <w:t>1.16</w:t>
-        </w:r>
-      </w:hyperlink>
+      <w:r>
+        <w:rPr>
+          <w:lang w:val="pt_PT" w:bidi="pt_PT"/>
+        </w:rPr>
+        <w:t>1.16</w:t>
+      </w:r>
       <w:r>
         <w:rPr>
           <w:lang w:val="pt_PT" w:bidi="pt_PT"/>
